--- a/Projects/KIPRE_Concept_Note_Integrated-Approved by DG_06-25-2026.docx
+++ b/Projects/KIPRE_Concept_Note_Integrated-Approved by DG_06-25-2026.docx
@@ -1,13 +1,11 @@
 
 <file path=word/document.xml><?xml version="1.0" encoding="utf-8"?>
-<w:document xmlns:wpc="http://schemas.microsoft.com/office/word/2010/wordprocessingCanvas" xmlns:cx="http://schemas.microsoft.com/office/drawing/2014/chartex" xmlns:mc="http://schemas.openxmlformats.org/markup-compatibility/2006" xmlns:o="urn:schemas-microsoft-com:office:office" xmlns:r="http://schemas.openxmlformats.org/officeDocument/2006/relationships" xmlns:m="http://schemas.openxmlformats.org/officeDocument/2006/math" xmlns:v="urn:schemas-microsoft-com:vml" xmlns:wp14="http://schemas.microsoft.com/office/word/2010/wordprocessingDrawing" xmlns:wp="http://schemas.openxmlformats.org/drawingml/2006/wordprocessingDrawing" xmlns:w10="urn:schemas-microsoft-com:office:word" xmlns:w="http://schemas.openxmlformats.org/wordprocessingml/2006/main" xmlns:w14="http://schemas.microsoft.com/office/word/2010/wordml" xmlns:w15="http://schemas.microsoft.com/office/word/2012/wordml" xmlns:w16se="http://schemas.microsoft.com/office/word/2015/wordml/symex" xmlns:wpg="http://schemas.microsoft.com/office/word/2010/wordprocessingGroup" xmlns:wpi="http://schemas.microsoft.com/office/word/2010/wordprocessingInk" xmlns:wne="http://schemas.microsoft.com/office/word/2006/wordml" xmlns:wps="http://schemas.microsoft.com/office/word/2010/wordprocessingShape" mc:Ignorable="w14 w15 w16se wp14">
+<w:document xmlns:wpc="http://schemas.microsoft.com/office/word/2010/wordprocessingCanvas" xmlns:mc="http://schemas.openxmlformats.org/markup-compatibility/2006" xmlns:o="urn:schemas-microsoft-com:office:office" xmlns:r="http://schemas.openxmlformats.org/officeDocument/2006/relationships" xmlns:m="http://schemas.openxmlformats.org/officeDocument/2006/math" xmlns:v="urn:schemas-microsoft-com:vml" xmlns:wp14="http://schemas.microsoft.com/office/word/2010/wordprocessingDrawing" xmlns:wp="http://schemas.openxmlformats.org/drawingml/2006/wordprocessingDrawing" xmlns:w10="urn:schemas-microsoft-com:office:word" xmlns:w="http://schemas.openxmlformats.org/wordprocessingml/2006/main" xmlns:w14="http://schemas.microsoft.com/office/word/2010/wordml" xmlns:w15="http://schemas.microsoft.com/office/word/2012/wordml" xmlns:wpg="http://schemas.microsoft.com/office/word/2010/wordprocessingGroup" xmlns:wpi="http://schemas.microsoft.com/office/word/2010/wordprocessingInk" xmlns:wne="http://schemas.microsoft.com/office/word/2006/wordml" xmlns:wps="http://schemas.microsoft.com/office/word/2010/wordprocessingShape" mc:Ignorable="w14 w15 wp14">
   <w:body>
     <w:p>
       <w:pPr>
         <w:spacing w:before="400"/>
       </w:pPr>
-      <w:bookmarkStart w:id="0" w:name="_GoBack"/>
-      <w:bookmarkEnd w:id="0"/>
     </w:p>
     <w:p>
       <w:pPr>
@@ -692,59 +690,8 @@
                 <w:sz w:val="21"/>
                 <w:szCs w:val="21"/>
               </w:rPr>
-              <w:t>Fragmented data systems</w:t>
-            </w:r>
-          </w:p>
-        </w:tc>
-        <w:tc>
-          <w:tcPr>
-            <w:tcW w:w="3500" w:type="pct"/>
-            <w:shd w:val="solid" w:color="E8F5F0" w:fill="auto"/>
-            <w:tcMar>
-              <w:top w:w="60" w:type="dxa"/>
-              <w:left w:w="120" w:type="dxa"/>
-              <w:bottom w:w="60" w:type="dxa"/>
-              <w:right w:w="80" w:type="dxa"/>
-            </w:tcMar>
-          </w:tcPr>
-          <w:p>
-            <w:pPr>
-              <w:rPr>
-                <w:color w:val="auto"/>
-              </w:rPr>
-            </w:pPr>
-            <w:r>
-              <w:rPr>
-                <w:color w:val="auto"/>
-                <w:sz w:val="21"/>
-                <w:szCs w:val="21"/>
-              </w:rPr>
-              <w:t xml:space="preserve">Samples, inventory </w:t>
-            </w:r>
-            <w:r>
-              <w:rPr>
-                <w:color w:val="auto"/>
-                <w:sz w:val="21"/>
-                <w:szCs w:val="21"/>
-              </w:rPr>
-              <w:t>and results data held in separate, incompatible tools and paper records</w:t>
-            </w:r>
-          </w:p>
-        </w:tc>
-      </w:tr>
-      <w:tr>
-        <w:tc>
-          <w:tcPr>
-            <w:tcW w:w="1500" w:type="pct"/>
-            <w:shd w:val="solid" w:color="FFFFFF" w:fill="auto"/>
-            <w:tcMar>
-              <w:top w:w="60" w:type="dxa"/>
-              <w:left w:w="120" w:type="dxa"/>
-              <w:bottom w:w="60" w:type="dxa"/>
-              <w:right w:w="80" w:type="dxa"/>
-            </w:tcMar>
-          </w:tcPr>
-          <w:p>
+              <w:t>Fragmented</w:t>
+            </w:r>
             <w:r>
               <w:rPr>
                 <w:b/>
@@ -753,51 +700,8 @@
                 <w:sz w:val="21"/>
                 <w:szCs w:val="21"/>
               </w:rPr>
-              <w:t>Manual reconciliation processes</w:t>
-            </w:r>
-          </w:p>
-        </w:tc>
-        <w:tc>
-          <w:tcPr>
-            <w:tcW w:w="3500" w:type="pct"/>
-            <w:shd w:val="solid" w:color="FFFFFF" w:fill="auto"/>
-            <w:tcMar>
-              <w:top w:w="60" w:type="dxa"/>
-              <w:left w:w="120" w:type="dxa"/>
-              <w:bottom w:w="60" w:type="dxa"/>
-              <w:right w:w="80" w:type="dxa"/>
-            </w:tcMar>
-          </w:tcPr>
-          <w:p>
-            <w:pPr>
-              <w:rPr>
-                <w:color w:val="auto"/>
-              </w:rPr>
-            </w:pPr>
-            <w:r>
-              <w:rPr>
-                <w:color w:val="auto"/>
-                <w:sz w:val="21"/>
-                <w:szCs w:val="21"/>
-              </w:rPr>
-              <w:t>High error rates, compliance risks, and inability to generate real-time audit trails for funders</w:t>
-            </w:r>
-          </w:p>
-        </w:tc>
-      </w:tr>
-      <w:tr>
-        <w:tc>
-          <w:tcPr>
-            <w:tcW w:w="1500" w:type="pct"/>
-            <w:shd w:val="solid" w:color="E8F5F0" w:fill="auto"/>
-            <w:tcMar>
-              <w:top w:w="60" w:type="dxa"/>
-              <w:left w:w="120" w:type="dxa"/>
-              <w:bottom w:w="60" w:type="dxa"/>
-              <w:right w:w="80" w:type="dxa"/>
-            </w:tcMar>
-          </w:tcPr>
-          <w:p>
+              <w:t xml:space="preserve"> and Siloed</w:t>
+            </w:r>
             <w:r>
               <w:rPr>
                 <w:b/>
@@ -806,7 +710,120 @@
                 <w:sz w:val="21"/>
                 <w:szCs w:val="21"/>
               </w:rPr>
-              <w:lastRenderedPageBreak/>
+              <w:t xml:space="preserve"> data systems</w:t>
+            </w:r>
+          </w:p>
+        </w:tc>
+        <w:tc>
+          <w:tcPr>
+            <w:tcW w:w="3500" w:type="pct"/>
+            <w:shd w:val="solid" w:color="E8F5F0" w:fill="auto"/>
+            <w:tcMar>
+              <w:top w:w="60" w:type="dxa"/>
+              <w:left w:w="120" w:type="dxa"/>
+              <w:bottom w:w="60" w:type="dxa"/>
+              <w:right w:w="80" w:type="dxa"/>
+            </w:tcMar>
+          </w:tcPr>
+          <w:p>
+            <w:pPr>
+              <w:rPr>
+                <w:color w:val="auto"/>
+              </w:rPr>
+            </w:pPr>
+            <w:r>
+              <w:rPr>
+                <w:color w:val="auto"/>
+                <w:sz w:val="21"/>
+                <w:szCs w:val="21"/>
+              </w:rPr>
+              <w:t xml:space="preserve">Samples, inventory </w:t>
+            </w:r>
+            <w:r>
+              <w:rPr>
+                <w:color w:val="auto"/>
+                <w:sz w:val="21"/>
+                <w:szCs w:val="21"/>
+              </w:rPr>
+              <w:t>and results data held in separate, incompatible tools and paper records</w:t>
+            </w:r>
+          </w:p>
+        </w:tc>
+      </w:tr>
+      <w:tr>
+        <w:tc>
+          <w:tcPr>
+            <w:tcW w:w="1500" w:type="pct"/>
+            <w:shd w:val="solid" w:color="FFFFFF" w:fill="auto"/>
+            <w:tcMar>
+              <w:top w:w="60" w:type="dxa"/>
+              <w:left w:w="120" w:type="dxa"/>
+              <w:bottom w:w="60" w:type="dxa"/>
+              <w:right w:w="80" w:type="dxa"/>
+            </w:tcMar>
+          </w:tcPr>
+          <w:p>
+            <w:r>
+              <w:rPr>
+                <w:b/>
+                <w:bCs/>
+                <w:color w:val="0A3D2D"/>
+                <w:sz w:val="21"/>
+                <w:szCs w:val="21"/>
+              </w:rPr>
+              <w:t>Manual reconciliation processes</w:t>
+            </w:r>
+          </w:p>
+        </w:tc>
+        <w:tc>
+          <w:tcPr>
+            <w:tcW w:w="3500" w:type="pct"/>
+            <w:shd w:val="solid" w:color="FFFFFF" w:fill="auto"/>
+            <w:tcMar>
+              <w:top w:w="60" w:type="dxa"/>
+              <w:left w:w="120" w:type="dxa"/>
+              <w:bottom w:w="60" w:type="dxa"/>
+              <w:right w:w="80" w:type="dxa"/>
+            </w:tcMar>
+          </w:tcPr>
+          <w:p>
+            <w:pPr>
+              <w:rPr>
+                <w:color w:val="auto"/>
+              </w:rPr>
+            </w:pPr>
+            <w:r>
+              <w:rPr>
+                <w:color w:val="auto"/>
+                <w:sz w:val="21"/>
+                <w:szCs w:val="21"/>
+              </w:rPr>
+              <w:t>High error rates, compliance risks, and inability to generate real-time audit trails for funders</w:t>
+            </w:r>
+          </w:p>
+        </w:tc>
+      </w:tr>
+      <w:tr>
+        <w:tc>
+          <w:tcPr>
+            <w:tcW w:w="1500" w:type="pct"/>
+            <w:shd w:val="solid" w:color="E8F5F0" w:fill="auto"/>
+            <w:tcMar>
+              <w:top w:w="60" w:type="dxa"/>
+              <w:left w:w="120" w:type="dxa"/>
+              <w:bottom w:w="60" w:type="dxa"/>
+              <w:right w:w="80" w:type="dxa"/>
+            </w:tcMar>
+          </w:tcPr>
+          <w:p>
+            <w:r>
+              <w:rPr>
+                <w:b/>
+                <w:bCs/>
+                <w:color w:val="0A3D2D"/>
+                <w:sz w:val="21"/>
+                <w:szCs w:val="21"/>
+              </w:rPr>
               <w:t>No sample lifecycle tracking</w:t>
             </w:r>
           </w:p>
@@ -1180,7 +1197,6 @@
           <w:bCs/>
           <w:color w:val="00A896"/>
         </w:rPr>
-        <w:lastRenderedPageBreak/>
         <w:t>Pillar 3</w:t>
       </w:r>
       <w:r>
@@ -1999,7 +2015,6 @@
           <w:szCs w:val="24"/>
           <w:highlight w:val="cyan"/>
         </w:rPr>
-        <w:lastRenderedPageBreak/>
         <w:t>3.3  Open-Source Technology Stack</w:t>
       </w:r>
     </w:p>
@@ -3512,7 +3527,6 @@
                 <w:szCs w:val="21"/>
                 <w:highlight w:val="cyan"/>
               </w:rPr>
-              <w:lastRenderedPageBreak/>
               <w:t>Monitoring / backups</w:t>
             </w:r>
           </w:p>
@@ -4284,7 +4298,23 @@
                 <w:sz w:val="21"/>
                 <w:szCs w:val="21"/>
               </w:rPr>
-              <w:t>+40% improvement vs paper baseline</w:t>
+              <w:t>+</w:t>
+            </w:r>
+            <w:bookmarkStart w:id="0" w:name="_GoBack"/>
+            <w:r>
+              <w:rPr>
+                <w:sz w:val="21"/>
+                <w:szCs w:val="21"/>
+              </w:rPr>
+              <w:t>40%</w:t>
+            </w:r>
+            <w:bookmarkEnd w:id="0"/>
+            <w:r>
+              <w:rPr>
+                <w:sz w:val="21"/>
+                <w:szCs w:val="21"/>
+              </w:rPr>
+              <w:t xml:space="preserve"> improvement vs paper baseline</w:t>
             </w:r>
           </w:p>
         </w:tc>
@@ -4719,7 +4749,6 @@
         <w:rPr>
           <w:color w:val="auto"/>
         </w:rPr>
-        <w:lastRenderedPageBreak/>
         <w:t>KIPRE ICT Committee and DG sign-off on AI governance framework and data policy</w:t>
       </w:r>
     </w:p>
@@ -5271,7 +5300,6 @@
         <w:rPr>
           <w:highlight w:val="cyan"/>
         </w:rPr>
-        <w:lastRenderedPageBreak/>
         <w:t xml:space="preserve">Parallel: barcode/QR go-live; </w:t>
       </w:r>
       <w:r>
@@ -5938,7 +5966,6 @@
                 <w:sz w:val="21"/>
                 <w:szCs w:val="21"/>
               </w:rPr>
-              <w:lastRenderedPageBreak/>
               <w:t>AI Champion coordination (Dr. Faith I. Onditi)</w:t>
             </w:r>
           </w:p>
@@ -6264,7 +6291,6 @@
           <w:iCs/>
           <w:highlight w:val="cyan"/>
         </w:rPr>
-        <w:lastRenderedPageBreak/>
         <w:t>Now in scope: SENAITE is adopted as the core LIMS backbone (Section 3.3), with senaite.astm instrument feeds.</w:t>
       </w:r>
     </w:p>
@@ -6900,14 +6926,7 @@
         <w:rPr>
           <w:highlight w:val="cyan"/>
         </w:rPr>
-        <w:t>scoped agent tool permissions and a false-positive eval harness contain AI risk; the immutable audit trail provides funder/ISO/GLP audit readiness; PWA/CouchDB offline sync and on-</w:t>
-      </w:r>
-      <w:r>
-        <w:rPr>
-          <w:highlight w:val="cyan"/>
-        </w:rPr>
-        <w:lastRenderedPageBreak/>
-        <w:t>premises hosting address connectivity risk; and source-code ownership plus documentation and runbooks remove post-pilot dependency.</w:t>
+        <w:t>scoped agent tool permissions and a false-positive eval harness contain AI risk; the immutable audit trail provides funder/ISO/GLP audit readiness; PWA/CouchDB offline sync and on-premises hosting address connectivity risk; and source-code ownership plus documentation and runbooks remove post-pilot dependency.</w:t>
       </w:r>
     </w:p>
     <w:p>
@@ -7512,14 +7531,7 @@
         <w:rPr>
           <w:highlight w:val="cyan"/>
         </w:rPr>
-        <w:t xml:space="preserve">This section assumes KIPRE opts to move all cloud infrastructure components to on-premise, after the pilot has proven itself. All servers run Ubuntu Server 26.04 LTS on KIPRE premises. The only specialized component is a single GPU server hosting the local Gemma 4 model: Gemma 4 31B needs ~20 GB of VRAM at 4-bit and ~34 GB at 8-bit, so a single 48 GB professional GPU runs it at 8-bit with headroom; the current-generation equivalent is the RTX PRO 6000 Blackwell (96 GB GDDR7), which doubles VRAM headroom where budget allows. A 24–32 GB GPU at 4-bit is a constrained, budget-limited fallback rather than the default — </w:t>
-      </w:r>
-      <w:r>
-        <w:rPr>
-          <w:highlight w:val="cyan"/>
-        </w:rPr>
-        <w:lastRenderedPageBreak/>
-        <w:t>heavier quantization cuts context headroom and raises prompt-injection risk for a privileged agent — so the 48 GB card at 8-bit is the recommended configuration.</w:t>
+        <w:t>This section assumes KIPRE opts to move all cloud infrastructure components to on-premise, after the pilot has proven itself. All servers run Ubuntu Server 26.04 LTS on KIPRE premises. The only specialized component is a single GPU server hosting the local Gemma 4 model: Gemma 4 31B needs ~20 GB of VRAM at 4-bit and ~34 GB at 8-bit, so a single 48 GB professional GPU runs it at 8-bit with headroom; the current-generation equivalent is the RTX PRO 6000 Blackwell (96 GB GDDR7), which doubles VRAM headroom where budget allows. A 24–32 GB GPU at 4-bit is a constrained, budget-limited fallback rather than the default — heavier quantization cuts context headroom and raises prompt-injection risk for a privileged agent — so the 48 GB card at 8-bit is the recommended configuration.</w:t>
       </w:r>
     </w:p>
     <w:tbl>
@@ -8481,7 +8493,6 @@
         <w:rPr>
           <w:highlight w:val="yellow"/>
         </w:rPr>
-        <w:lastRenderedPageBreak/>
         <w:t>10. Conclusion and Recommended Next Steps</w:t>
       </w:r>
     </w:p>
@@ -8873,7 +8884,7 @@
 </file>
 
 <file path=word/endnotes.xml><?xml version="1.0" encoding="utf-8"?>
-<w:endnotes xmlns:wpc="http://schemas.microsoft.com/office/word/2010/wordprocessingCanvas" xmlns:cx="http://schemas.microsoft.com/office/drawing/2014/chartex" xmlns:mc="http://schemas.openxmlformats.org/markup-compatibility/2006" xmlns:o="urn:schemas-microsoft-com:office:office" xmlns:r="http://schemas.openxmlformats.org/officeDocument/2006/relationships" xmlns:m="http://schemas.openxmlformats.org/officeDocument/2006/math" xmlns:v="urn:schemas-microsoft-com:vml" xmlns:wp14="http://schemas.microsoft.com/office/word/2010/wordprocessingDrawing" xmlns:wp="http://schemas.openxmlformats.org/drawingml/2006/wordprocessingDrawing" xmlns:w10="urn:schemas-microsoft-com:office:word" xmlns:w="http://schemas.openxmlformats.org/wordprocessingml/2006/main" xmlns:w14="http://schemas.microsoft.com/office/word/2010/wordml" xmlns:w15="http://schemas.microsoft.com/office/word/2012/wordml" xmlns:w16se="http://schemas.microsoft.com/office/word/2015/wordml/symex" xmlns:wpg="http://schemas.microsoft.com/office/word/2010/wordprocessingGroup" xmlns:wpi="http://schemas.microsoft.com/office/word/2010/wordprocessingInk" xmlns:wne="http://schemas.microsoft.com/office/word/2006/wordml" xmlns:wps="http://schemas.microsoft.com/office/word/2010/wordprocessingShape" mc:Ignorable="w14 w15 w16se wp14">
+<w:endnotes xmlns:wpc="http://schemas.microsoft.com/office/word/2010/wordprocessingCanvas" xmlns:mc="http://schemas.openxmlformats.org/markup-compatibility/2006" xmlns:o="urn:schemas-microsoft-com:office:office" xmlns:r="http://schemas.openxmlformats.org/officeDocument/2006/relationships" xmlns:m="http://schemas.openxmlformats.org/officeDocument/2006/math" xmlns:v="urn:schemas-microsoft-com:vml" xmlns:wp14="http://schemas.microsoft.com/office/word/2010/wordprocessingDrawing" xmlns:wp="http://schemas.openxmlformats.org/drawingml/2006/wordprocessingDrawing" xmlns:w10="urn:schemas-microsoft-com:office:word" xmlns:w="http://schemas.openxmlformats.org/wordprocessingml/2006/main" xmlns:w14="http://schemas.microsoft.com/office/word/2010/wordml" xmlns:w15="http://schemas.microsoft.com/office/word/2012/wordml" xmlns:wpg="http://schemas.microsoft.com/office/word/2010/wordprocessingGroup" xmlns:wpi="http://schemas.microsoft.com/office/word/2010/wordprocessingInk" xmlns:wne="http://schemas.microsoft.com/office/word/2006/wordml" xmlns:wps="http://schemas.microsoft.com/office/word/2010/wordprocessingShape" mc:Ignorable="w14 w15 wp14">
   <w:endnote w:type="separator" w:id="-1">
     <w:p>
       <w:r>
@@ -8892,7 +8903,7 @@
 </file>
 
 <file path=word/footer1.xml><?xml version="1.0" encoding="utf-8"?>
-<w:ftr xmlns:wpc="http://schemas.microsoft.com/office/word/2010/wordprocessingCanvas" xmlns:cx="http://schemas.microsoft.com/office/drawing/2014/chartex" xmlns:mc="http://schemas.openxmlformats.org/markup-compatibility/2006" xmlns:o="urn:schemas-microsoft-com:office:office" xmlns:r="http://schemas.openxmlformats.org/officeDocument/2006/relationships" xmlns:m="http://schemas.openxmlformats.org/officeDocument/2006/math" xmlns:v="urn:schemas-microsoft-com:vml" xmlns:wp14="http://schemas.microsoft.com/office/word/2010/wordprocessingDrawing" xmlns:wp="http://schemas.openxmlformats.org/drawingml/2006/wordprocessingDrawing" xmlns:w10="urn:schemas-microsoft-com:office:word" xmlns:w="http://schemas.openxmlformats.org/wordprocessingml/2006/main" xmlns:w14="http://schemas.microsoft.com/office/word/2010/wordml" xmlns:w15="http://schemas.microsoft.com/office/word/2012/wordml" xmlns:w16se="http://schemas.microsoft.com/office/word/2015/wordml/symex" xmlns:wpg="http://schemas.microsoft.com/office/word/2010/wordprocessingGroup" xmlns:wpi="http://schemas.microsoft.com/office/word/2010/wordprocessingInk" xmlns:wne="http://schemas.microsoft.com/office/word/2006/wordml" xmlns:wps="http://schemas.microsoft.com/office/word/2010/wordprocessingShape" mc:Ignorable="w14 w15 w16se wp14">
+<w:ftr xmlns:wpc="http://schemas.microsoft.com/office/word/2010/wordprocessingCanvas" xmlns:mc="http://schemas.openxmlformats.org/markup-compatibility/2006" xmlns:o="urn:schemas-microsoft-com:office:office" xmlns:r="http://schemas.openxmlformats.org/officeDocument/2006/relationships" xmlns:m="http://schemas.openxmlformats.org/officeDocument/2006/math" xmlns:v="urn:schemas-microsoft-com:vml" xmlns:wp14="http://schemas.microsoft.com/office/word/2010/wordprocessingDrawing" xmlns:wp="http://schemas.openxmlformats.org/drawingml/2006/wordprocessingDrawing" xmlns:w10="urn:schemas-microsoft-com:office:word" xmlns:w="http://schemas.openxmlformats.org/wordprocessingml/2006/main" xmlns:w14="http://schemas.microsoft.com/office/word/2010/wordml" xmlns:w15="http://schemas.microsoft.com/office/word/2012/wordml" xmlns:wpg="http://schemas.microsoft.com/office/word/2010/wordprocessingGroup" xmlns:wpi="http://schemas.microsoft.com/office/word/2010/wordprocessingInk" xmlns:wne="http://schemas.microsoft.com/office/word/2006/wordml" xmlns:wps="http://schemas.microsoft.com/office/word/2010/wordprocessingShape" mc:Ignorable="w14 w15 wp14">
   <w:p>
     <w:pPr>
       <w:pBdr>
@@ -8965,7 +8976,7 @@
 </file>
 
 <file path=word/footnotes.xml><?xml version="1.0" encoding="utf-8"?>
-<w:footnotes xmlns:wpc="http://schemas.microsoft.com/office/word/2010/wordprocessingCanvas" xmlns:cx="http://schemas.microsoft.com/office/drawing/2014/chartex" xmlns:mc="http://schemas.openxmlformats.org/markup-compatibility/2006" xmlns:o="urn:schemas-microsoft-com:office:office" xmlns:r="http://schemas.openxmlformats.org/officeDocument/2006/relationships" xmlns:m="http://schemas.openxmlformats.org/officeDocument/2006/math" xmlns:v="urn:schemas-microsoft-com:vml" xmlns:wp14="http://schemas.microsoft.com/office/word/2010/wordprocessingDrawing" xmlns:wp="http://schemas.openxmlformats.org/drawingml/2006/wordprocessingDrawing" xmlns:w10="urn:schemas-microsoft-com:office:word" xmlns:w="http://schemas.openxmlformats.org/wordprocessingml/2006/main" xmlns:w14="http://schemas.microsoft.com/office/word/2010/wordml" xmlns:w15="http://schemas.microsoft.com/office/word/2012/wordml" xmlns:w16se="http://schemas.microsoft.com/office/word/2015/wordml/symex" xmlns:wpg="http://schemas.microsoft.com/office/word/2010/wordprocessingGroup" xmlns:wpi="http://schemas.microsoft.com/office/word/2010/wordprocessingInk" xmlns:wne="http://schemas.microsoft.com/office/word/2006/wordml" xmlns:wps="http://schemas.microsoft.com/office/word/2010/wordprocessingShape" mc:Ignorable="w14 w15 w16se wp14">
+<w:footnotes xmlns:wpc="http://schemas.microsoft.com/office/word/2010/wordprocessingCanvas" xmlns:mc="http://schemas.openxmlformats.org/markup-compatibility/2006" xmlns:o="urn:schemas-microsoft-com:office:office" xmlns:r="http://schemas.openxmlformats.org/officeDocument/2006/relationships" xmlns:m="http://schemas.openxmlformats.org/officeDocument/2006/math" xmlns:v="urn:schemas-microsoft-com:vml" xmlns:wp14="http://schemas.microsoft.com/office/word/2010/wordprocessingDrawing" xmlns:wp="http://schemas.openxmlformats.org/drawingml/2006/wordprocessingDrawing" xmlns:w10="urn:schemas-microsoft-com:office:word" xmlns:w="http://schemas.openxmlformats.org/wordprocessingml/2006/main" xmlns:w14="http://schemas.microsoft.com/office/word/2010/wordml" xmlns:w15="http://schemas.microsoft.com/office/word/2012/wordml" xmlns:wpg="http://schemas.microsoft.com/office/word/2010/wordprocessingGroup" xmlns:wpi="http://schemas.microsoft.com/office/word/2010/wordprocessingInk" xmlns:wne="http://schemas.microsoft.com/office/word/2006/wordml" xmlns:wps="http://schemas.microsoft.com/office/word/2010/wordprocessingShape" mc:Ignorable="w14 w15 wp14">
   <w:footnote w:type="separator" w:id="-1">
     <w:p>
       <w:r>
@@ -8984,7 +8995,7 @@
 </file>
 
 <file path=word/header1.xml><?xml version="1.0" encoding="utf-8"?>
-<w:hdr xmlns:wpc="http://schemas.microsoft.com/office/word/2010/wordprocessingCanvas" xmlns:cx="http://schemas.microsoft.com/office/drawing/2014/chartex" xmlns:mc="http://schemas.openxmlformats.org/markup-compatibility/2006" xmlns:o="urn:schemas-microsoft-com:office:office" xmlns:r="http://schemas.openxmlformats.org/officeDocument/2006/relationships" xmlns:m="http://schemas.openxmlformats.org/officeDocument/2006/math" xmlns:v="urn:schemas-microsoft-com:vml" xmlns:wp14="http://schemas.microsoft.com/office/word/2010/wordprocessingDrawing" xmlns:wp="http://schemas.openxmlformats.org/drawingml/2006/wordprocessingDrawing" xmlns:w10="urn:schemas-microsoft-com:office:word" xmlns:w="http://schemas.openxmlformats.org/wordprocessingml/2006/main" xmlns:w14="http://schemas.microsoft.com/office/word/2010/wordml" xmlns:w15="http://schemas.microsoft.com/office/word/2012/wordml" xmlns:w16se="http://schemas.microsoft.com/office/word/2015/wordml/symex" xmlns:wpg="http://schemas.microsoft.com/office/word/2010/wordprocessingGroup" xmlns:wpi="http://schemas.microsoft.com/office/word/2010/wordprocessingInk" xmlns:wne="http://schemas.microsoft.com/office/word/2006/wordml" xmlns:wps="http://schemas.microsoft.com/office/word/2010/wordprocessingShape" mc:Ignorable="w14 w15 w16se wp14">
+<w:hdr xmlns:wpc="http://schemas.microsoft.com/office/word/2010/wordprocessingCanvas" xmlns:mc="http://schemas.openxmlformats.org/markup-compatibility/2006" xmlns:o="urn:schemas-microsoft-com:office:office" xmlns:r="http://schemas.openxmlformats.org/officeDocument/2006/relationships" xmlns:m="http://schemas.openxmlformats.org/officeDocument/2006/math" xmlns:v="urn:schemas-microsoft-com:vml" xmlns:wp14="http://schemas.microsoft.com/office/word/2010/wordprocessingDrawing" xmlns:wp="http://schemas.openxmlformats.org/drawingml/2006/wordprocessingDrawing" xmlns:w10="urn:schemas-microsoft-com:office:word" xmlns:w="http://schemas.openxmlformats.org/wordprocessingml/2006/main" xmlns:w14="http://schemas.microsoft.com/office/word/2010/wordml" xmlns:w15="http://schemas.microsoft.com/office/word/2012/wordml" xmlns:wpg="http://schemas.microsoft.com/office/word/2010/wordprocessingGroup" xmlns:wpi="http://schemas.microsoft.com/office/word/2010/wordprocessingInk" xmlns:wne="http://schemas.microsoft.com/office/word/2006/wordml" xmlns:wps="http://schemas.microsoft.com/office/word/2010/wordprocessingShape" mc:Ignorable="w14 w15 wp14">
   <w:p>
     <w:pPr>
       <w:pBdr>
@@ -9026,7 +9037,7 @@
 </file>
 
 <file path=word/numbering.xml><?xml version="1.0" encoding="utf-8"?>
-<w:numbering xmlns:wpc="http://schemas.microsoft.com/office/word/2010/wordprocessingCanvas" xmlns:cx="http://schemas.microsoft.com/office/drawing/2014/chartex" xmlns:mc="http://schemas.openxmlformats.org/markup-compatibility/2006" xmlns:o="urn:schemas-microsoft-com:office:office" xmlns:r="http://schemas.openxmlformats.org/officeDocument/2006/relationships" xmlns:m="http://schemas.openxmlformats.org/officeDocument/2006/math" xmlns:v="urn:schemas-microsoft-com:vml" xmlns:wp14="http://schemas.microsoft.com/office/word/2010/wordprocessingDrawing" xmlns:wp="http://schemas.openxmlformats.org/drawingml/2006/wordprocessingDrawing" xmlns:w10="urn:schemas-microsoft-com:office:word" xmlns:w="http://schemas.openxmlformats.org/wordprocessingml/2006/main" xmlns:w14="http://schemas.microsoft.com/office/word/2010/wordml" xmlns:w15="http://schemas.microsoft.com/office/word/2012/wordml" xmlns:w16se="http://schemas.microsoft.com/office/word/2015/wordml/symex" xmlns:wpg="http://schemas.microsoft.com/office/word/2010/wordprocessingGroup" xmlns:wpi="http://schemas.microsoft.com/office/word/2010/wordprocessingInk" xmlns:wne="http://schemas.microsoft.com/office/word/2006/wordml" xmlns:wps="http://schemas.microsoft.com/office/word/2010/wordprocessingShape" mc:Ignorable="w14 w15 w16se wp14">
+<w:numbering xmlns:wpc="http://schemas.microsoft.com/office/word/2010/wordprocessingCanvas" xmlns:mc="http://schemas.openxmlformats.org/markup-compatibility/2006" xmlns:o="urn:schemas-microsoft-com:office:office" xmlns:r="http://schemas.openxmlformats.org/officeDocument/2006/relationships" xmlns:m="http://schemas.openxmlformats.org/officeDocument/2006/math" xmlns:v="urn:schemas-microsoft-com:vml" xmlns:wp14="http://schemas.microsoft.com/office/word/2010/wordprocessingDrawing" xmlns:wp="http://schemas.openxmlformats.org/drawingml/2006/wordprocessingDrawing" xmlns:w10="urn:schemas-microsoft-com:office:word" xmlns:w="http://schemas.openxmlformats.org/wordprocessingml/2006/main" xmlns:w14="http://schemas.microsoft.com/office/word/2010/wordml" xmlns:w15="http://schemas.microsoft.com/office/word/2012/wordml" xmlns:wpg="http://schemas.microsoft.com/office/word/2010/wordprocessingGroup" xmlns:wpi="http://schemas.microsoft.com/office/word/2010/wordprocessingInk" xmlns:wne="http://schemas.microsoft.com/office/word/2006/wordml" xmlns:wps="http://schemas.microsoft.com/office/word/2010/wordprocessingShape" mc:Ignorable="w14 w15 wp14">
   <w:abstractNum w:abstractNumId="0" w15:restartNumberingAfterBreak="0">
     <w:nsid w:val="0D0B2265"/>
     <w:multiLevelType w:val="hybridMultilevel"/>
@@ -9272,7 +9283,7 @@
 </file>
 
 <file path=word/styles.xml><?xml version="1.0" encoding="utf-8"?>
-<w:styles xmlns:mc="http://schemas.openxmlformats.org/markup-compatibility/2006" xmlns:r="http://schemas.openxmlformats.org/officeDocument/2006/relationships" xmlns:w="http://schemas.openxmlformats.org/wordprocessingml/2006/main" xmlns:w14="http://schemas.microsoft.com/office/word/2010/wordml" xmlns:w15="http://schemas.microsoft.com/office/word/2012/wordml" xmlns:w16se="http://schemas.microsoft.com/office/word/2015/wordml/symex" mc:Ignorable="w14 w15 w16se">
+<w:styles xmlns:mc="http://schemas.openxmlformats.org/markup-compatibility/2006" xmlns:r="http://schemas.openxmlformats.org/officeDocument/2006/relationships" xmlns:w="http://schemas.openxmlformats.org/wordprocessingml/2006/main" xmlns:w14="http://schemas.microsoft.com/office/word/2010/wordml" xmlns:w15="http://schemas.microsoft.com/office/word/2012/wordml" mc:Ignorable="w14 w15">
   <w:docDefaults>
     <w:rPrDefault>
       <w:rPr>
